--- a/파이썬-심화-데이터분석/05_텍스트처리_정리본.docx
+++ b/파이썬-심화-데이터분석/05_텍스트처리_정리본.docx
@@ -3338,463 +3338,6 @@
         </w:tc>
       </w:tr>
     </w:tbl>
-    <w:p>
-      <w:r>
-        <w:br w:type="page"/>
-      </w:r>
-    </w:p>
-    <w:p>
-      <w:pPr>
-        <w:pStyle w:val="Heading1"/>
-      </w:pPr>
-      <w:r>
-        <w:t xml:space="preserve">7. 확인 퀴즈</w:t>
-      </w:r>
-    </w:p>
-    <w:p>
-      <w:pPr>
-        <w:spacing w:after="120" w:line="276"/>
-      </w:pPr>
-      <w:r>
-        <w:t xml:space="preserve">총 10문항. 풀어본 뒤 다음 페이지 정답으로 채점하세요.</w:t>
-      </w:r>
-    </w:p>
-    <w:p>
-      <w:pPr>
-        <w:pStyle w:val="ListParagraph"/>
-        <w:numPr>
-          <w:ilvl w:val="0"/>
-          <w:numId w:val="2"/>
-        </w:numPr>
-        <w:spacing w:after="80" w:line="264"/>
-      </w:pPr>
-      <w:r>
-        <w:t xml:space="preserve">strip()이 제거하는 공백과 남기는 공백은 각각 무엇인가?</w:t>
-      </w:r>
-    </w:p>
-    <w:p>
-      <w:pPr>
-        <w:pStyle w:val="ListParagraph"/>
-        <w:numPr>
-          <w:ilvl w:val="0"/>
-          <w:numId w:val="2"/>
-        </w:numPr>
-        <w:spacing w:after="80" w:line="264"/>
-      </w:pPr>
-      <w:r>
-        <w:t xml:space="preserve">','.join(names) 에서 join의 '주어'는 리스트인가 구분자인가?</w:t>
-      </w:r>
-    </w:p>
-    <w:p>
-      <w:pPr>
-        <w:pStyle w:val="ListParagraph"/>
-        <w:numPr>
-          <w:ilvl w:val="0"/>
-          <w:numId w:val="2"/>
-        </w:numPr>
-        <w:spacing w:after="80" w:line="264"/>
-      </w:pPr>
-      <w:r>
-        <w:t xml:space="preserve">한글 '가'는 utf-8과 cp949에서 각각 몇 바이트인가?</w:t>
-      </w:r>
-    </w:p>
-    <w:p>
-      <w:pPr>
-        <w:pStyle w:val="ListParagraph"/>
-        <w:numPr>
-          <w:ilvl w:val="0"/>
-          <w:numId w:val="2"/>
-        </w:numPr>
-        <w:spacing w:after="80" w:line="264"/>
-      </w:pPr>
-      <w:r>
-        <w:t xml:space="preserve">파일을 utf-8로 열었는데 UnicodeDecodeError가 나면 어떻게 해볼 수 있는가?</w:t>
-      </w:r>
-    </w:p>
-    <w:p>
-      <w:pPr>
-        <w:pStyle w:val="ListParagraph"/>
-        <w:numPr>
-          <w:ilvl w:val="0"/>
-          <w:numId w:val="2"/>
-        </w:numPr>
-        <w:spacing w:after="80" w:line="264"/>
-      </w:pPr>
-      <w:r>
-        <w:t xml:space="preserve">파일 모드 'w'와 'a'의 차이는?</w:t>
-      </w:r>
-    </w:p>
-    <w:p>
-      <w:pPr>
-        <w:pStyle w:val="ListParagraph"/>
-        <w:numPr>
-          <w:ilvl w:val="0"/>
-          <w:numId w:val="2"/>
-        </w:numPr>
-        <w:spacing w:after="80" w:line="264"/>
-      </w:pPr>
-      <w:r>
-        <w:t xml:space="preserve">csv.DictReader로 읽은 score 값 '90'은 무슨 타입이며, 숫자 비교 전 무엇이 필요한가?</w:t>
-      </w:r>
-    </w:p>
-    <w:p>
-      <w:pPr>
-        <w:pStyle w:val="ListParagraph"/>
-        <w:numPr>
-          <w:ilvl w:val="0"/>
-          <w:numId w:val="2"/>
-        </w:numPr>
-        <w:spacing w:after="80" w:line="264"/>
-      </w:pPr>
-      <w:r>
-        <w:t xml:space="preserve">csv.DictWriter에서 열 순서를 정하는 것은 무엇인가?</w:t>
-      </w:r>
-    </w:p>
-    <w:p>
-      <w:pPr>
-        <w:pStyle w:val="ListParagraph"/>
-        <w:numPr>
-          <w:ilvl w:val="0"/>
-          <w:numId w:val="2"/>
-        </w:numPr>
-        <w:spacing w:after="80" w:line="264"/>
-      </w:pPr>
-      <w:r>
-        <w:t xml:space="preserve">json.loads 와 json.dumps 는 각각 무엇을 무엇으로 바꾸는가?</w:t>
-      </w:r>
-    </w:p>
-    <w:p>
-      <w:pPr>
-        <w:pStyle w:val="ListParagraph"/>
-        <w:numPr>
-          <w:ilvl w:val="0"/>
-          <w:numId w:val="2"/>
-        </w:numPr>
-        <w:spacing w:after="80" w:line="264"/>
-      </w:pPr>
-      <w:r>
-        <w:t xml:space="preserve">json.dumps로 한글을 원문 그대로 남기려면 어떤 옵션을 주는가?</w:t>
-      </w:r>
-    </w:p>
-    <w:p>
-      <w:pPr>
-        <w:pStyle w:val="ListParagraph"/>
-        <w:numPr>
-          <w:ilvl w:val="0"/>
-          <w:numId w:val="2"/>
-        </w:numPr>
-        <w:spacing w:after="80" w:line="264"/>
-      </w:pPr>
-      <w:r>
-        <w:t xml:space="preserve">'a  b'와 'A B'를 같은 값으로 집계하려면 어떤 정규화가 필요한가?</w:t>
-      </w:r>
-    </w:p>
-    <w:p>
-      <w:r>
-        <w:br w:type="page"/>
-      </w:r>
-    </w:p>
-    <w:p>
-      <w:pPr>
-        <w:pStyle w:val="Heading1"/>
-      </w:pPr>
-      <w:r>
-        <w:t xml:space="preserve">정답 및 해설</w:t>
-      </w:r>
-    </w:p>
-    <w:p>
-      <w:pPr>
-        <w:shd w:fill="E2EFDA" w:val="clear"/>
-        <w:spacing w:after="100" w:line="264"/>
-      </w:pPr>
-      <w:r>
-        <w:rPr>
-          <w:b/>
-          <w:bCs/>
-          <w:color w:val="375623"/>
-        </w:rPr>
-        <w:t xml:space="preserve">1. </w:t>
-      </w:r>
-      <w:r>
-        <w:rPr>
-          <w:b/>
-          <w:bCs/>
-        </w:rPr>
-        <w:t xml:space="preserve">양끝 공백·개행은 제거</w:t>
-      </w:r>
-      <w:r>
-        <w:t xml:space="preserve">, </w:t>
-      </w:r>
-      <w:r>
-        <w:rPr>
-          <w:b/>
-          <w:bCs/>
-        </w:rPr>
-        <w:t xml:space="preserve">중간 공백은 보존</w:t>
-      </w:r>
-      <w:r>
-        <w:t xml:space="preserve">한다. (중간까지 없애려면 split)</w:t>
-      </w:r>
-    </w:p>
-    <w:p>
-      <w:pPr>
-        <w:shd w:fill="E2EFDA" w:val="clear"/>
-        <w:spacing w:after="100" w:line="264"/>
-      </w:pPr>
-      <w:r>
-        <w:rPr>
-          <w:b/>
-          <w:bCs/>
-          <w:color w:val="375623"/>
-        </w:rPr>
-        <w:t xml:space="preserve">2. </w:t>
-      </w:r>
-      <w:r>
-        <w:rPr>
-          <w:b/>
-          <w:bCs/>
-        </w:rPr>
-        <w:t xml:space="preserve">구분자</w:t>
-      </w:r>
-      <w:r>
-        <w:t xml:space="preserve">. ",".join(names) 형태로 구분자가 주어, 리스트가 인자다.</w:t>
-      </w:r>
-    </w:p>
-    <w:p>
-      <w:pPr>
-        <w:shd w:fill="E2EFDA" w:val="clear"/>
-        <w:spacing w:after="100" w:line="264"/>
-      </w:pPr>
-      <w:r>
-        <w:rPr>
-          <w:b/>
-          <w:bCs/>
-          <w:color w:val="375623"/>
-        </w:rPr>
-        <w:t xml:space="preserve">3. </w:t>
-      </w:r>
-      <w:r>
-        <w:t xml:space="preserve">utf-8 = </w:t>
-      </w:r>
-      <w:r>
-        <w:rPr>
-          <w:b/>
-          <w:bCs/>
-        </w:rPr>
-        <w:t xml:space="preserve">3바이트</w:t>
-      </w:r>
-      <w:r>
-        <w:t xml:space="preserve">, cp949 = </w:t>
-      </w:r>
-      <w:r>
-        <w:rPr>
-          <w:b/>
-          <w:bCs/>
-        </w:rPr>
-        <w:t xml:space="preserve">2바이트</w:t>
-      </w:r>
-      <w:r>
-        <w:t xml:space="preserve">.</w:t>
-      </w:r>
-    </w:p>
-    <w:p>
-      <w:pPr>
-        <w:shd w:fill="E2EFDA" w:val="clear"/>
-        <w:spacing w:after="100" w:line="264"/>
-      </w:pPr>
-      <w:r>
-        <w:rPr>
-          <w:b/>
-          <w:bCs/>
-          <w:color w:val="375623"/>
-        </w:rPr>
-        <w:t xml:space="preserve">4. </w:t>
-      </w:r>
-      <w:r>
-        <w:rPr>
-          <w:b/>
-          <w:bCs/>
-        </w:rPr>
-        <w:t xml:space="preserve">cp949로 다시 열어</w:t>
-      </w:r>
-      <w:r>
-        <w:t xml:space="preserve"> 본다. (utf-8 먼저, 깨지면 cp949) 또는 errors="replace"로 끝까지 읽는다.</w:t>
-      </w:r>
-    </w:p>
-    <w:p>
-      <w:pPr>
-        <w:shd w:fill="E2EFDA" w:val="clear"/>
-        <w:spacing w:after="100" w:line="264"/>
-      </w:pPr>
-      <w:r>
-        <w:rPr>
-          <w:b/>
-          <w:bCs/>
-          <w:color w:val="375623"/>
-        </w:rPr>
-        <w:t xml:space="preserve">5. </w:t>
-      </w:r>
-      <w:r>
-        <w:rPr>
-          <w:b/>
-          <w:bCs/>
-        </w:rPr>
-        <w:t xml:space="preserve">'w'는 기존 내용을 지우고 새로 쓰기</w:t>
-      </w:r>
-      <w:r>
-        <w:t xml:space="preserve">, </w:t>
-      </w:r>
-      <w:r>
-        <w:rPr>
-          <w:b/>
-          <w:bCs/>
-        </w:rPr>
-        <w:t xml:space="preserve">'a'는 끝에 이어쓰기</w:t>
-      </w:r>
-      <w:r>
-        <w:t xml:space="preserve">(누적).</w:t>
-      </w:r>
-    </w:p>
-    <w:p>
-      <w:pPr>
-        <w:shd w:fill="E2EFDA" w:val="clear"/>
-        <w:spacing w:after="100" w:line="264"/>
-      </w:pPr>
-      <w:r>
-        <w:rPr>
-          <w:b/>
-          <w:bCs/>
-          <w:color w:val="375623"/>
-        </w:rPr>
-        <w:t xml:space="preserve">6. </w:t>
-      </w:r>
-      <w:r>
-        <w:rPr>
-          <w:b/>
-          <w:bCs/>
-        </w:rPr>
-        <w:t xml:space="preserve">문자열(str)</w:t>
-      </w:r>
-      <w:r>
-        <w:t xml:space="preserve">. 숫자 비교 전 </w:t>
-      </w:r>
-      <w:r>
-        <w:rPr>
-          <w:b/>
-          <w:bCs/>
-        </w:rPr>
-        <w:t xml:space="preserve">int()</w:t>
-      </w:r>
-      <w:r>
-        <w:t xml:space="preserve"> 변환이 필요하다.</w:t>
-      </w:r>
-    </w:p>
-    <w:p>
-      <w:pPr>
-        <w:shd w:fill="E2EFDA" w:val="clear"/>
-        <w:spacing w:after="100" w:line="264"/>
-      </w:pPr>
-      <w:r>
-        <w:rPr>
-          <w:b/>
-          <w:bCs/>
-          <w:color w:val="375623"/>
-        </w:rPr>
-        <w:t xml:space="preserve">7. </w:t>
-      </w:r>
-      <w:r>
-        <w:rPr>
-          <w:b/>
-          <w:bCs/>
-        </w:rPr>
-        <w:t xml:space="preserve">fieldnames</w:t>
-      </w:r>
-      <w:r>
-        <w:t xml:space="preserve"> (dict 순서가 아님).</w:t>
-      </w:r>
-    </w:p>
-    <w:p>
-      <w:pPr>
-        <w:shd w:fill="E2EFDA" w:val="clear"/>
-        <w:spacing w:after="100" w:line="264"/>
-      </w:pPr>
-      <w:r>
-        <w:rPr>
-          <w:b/>
-          <w:bCs/>
-          <w:color w:val="375623"/>
-        </w:rPr>
-        <w:t xml:space="preserve">8. </w:t>
-      </w:r>
-      <w:r>
-        <w:rPr>
-          <w:b/>
-          <w:bCs/>
-        </w:rPr>
-        <w:t xml:space="preserve">loads: 문자열 → dict/list</w:t>
-      </w:r>
-      <w:r>
-        <w:t xml:space="preserve">, </w:t>
-      </w:r>
-      <w:r>
-        <w:rPr>
-          <w:b/>
-          <w:bCs/>
-        </w:rPr>
-        <w:t xml:space="preserve">dumps: dict → 문자열</w:t>
-      </w:r>
-      <w:r>
-        <w:t xml:space="preserve">.</w:t>
-      </w:r>
-    </w:p>
-    <w:p>
-      <w:pPr>
-        <w:shd w:fill="E2EFDA" w:val="clear"/>
-        <w:spacing w:after="100" w:line="264"/>
-      </w:pPr>
-      <w:r>
-        <w:rPr>
-          <w:b/>
-          <w:bCs/>
-          <w:color w:val="375623"/>
-        </w:rPr>
-        <w:t xml:space="preserve">9. </w:t>
-      </w:r>
-      <w:r>
-        <w:rPr>
-          <w:b/>
-          <w:bCs/>
-        </w:rPr>
-        <w:t xml:space="preserve">ensure_ascii=False</w:t>
-      </w:r>
-      <w:r>
-        <w:t xml:space="preserve">.</w:t>
-      </w:r>
-    </w:p>
-    <w:p>
-      <w:pPr>
-        <w:shd w:fill="E2EFDA" w:val="clear"/>
-        <w:spacing w:after="100" w:line="264"/>
-      </w:pPr>
-      <w:r>
-        <w:rPr>
-          <w:b/>
-          <w:bCs/>
-          <w:color w:val="375623"/>
-        </w:rPr>
-        <w:t xml:space="preserve">10. </w:t>
-      </w:r>
-      <w:r>
-        <w:rPr>
-          <w:b/>
-          <w:bCs/>
-        </w:rPr>
-        <w:t xml:space="preserve">' '.join(s.split())로 공백 통일 + lower()로 소문자 통일</w:t>
-      </w:r>
-      <w:r>
-        <w:t xml:space="preserve">.</w:t>
-      </w:r>
-    </w:p>
     <w:sectPr>
       <w:headerReference w:type="default" r:id="rId7"/>
       <w:footerReference w:type="default" r:id="rId8"/>
